--- a/Optimizers.docx
+++ b/Optimizers.docx
@@ -9,10 +9,10 @@
           <w:noProof/>
         </w:rPr>
         <w:drawing>
-          <wp:inline distT="0" distB="0" distL="0" distR="0" wp14:anchorId="75798CB0" wp14:editId="53172BF4">
-            <wp:extent cx="5311600" cy="3391194"/>
-            <wp:effectExtent l="0" t="0" r="3810" b="0"/>
-            <wp:docPr id="11" name="Picture 11"/>
+          <wp:inline distT="0" distB="0" distL="0" distR="0" wp14:anchorId="05DF1F41" wp14:editId="5BBEAA7F">
+            <wp:extent cx="5174428" cy="2636748"/>
+            <wp:effectExtent l="0" t="0" r="7620" b="0"/>
+            <wp:docPr id="696494189" name="Picture 1"/>
             <wp:cNvGraphicFramePr>
               <a:graphicFrameLocks xmlns:a="http://schemas.openxmlformats.org/drawingml/2006/main" noChangeAspect="1"/>
             </wp:cNvGraphicFramePr>
@@ -20,7 +20,7 @@
               <a:graphicData uri="http://schemas.openxmlformats.org/drawingml/2006/picture">
                 <pic:pic xmlns:pic="http://schemas.openxmlformats.org/drawingml/2006/picture">
                   <pic:nvPicPr>
-                    <pic:cNvPr id="1" name=""/>
+                    <pic:cNvPr id="696494189" name=""/>
                     <pic:cNvPicPr/>
                   </pic:nvPicPr>
                   <pic:blipFill>
@@ -32,7 +32,7 @@
                   <pic:spPr>
                     <a:xfrm>
                       <a:off x="0" y="0"/>
-                      <a:ext cx="5311600" cy="3391194"/>
+                      <a:ext cx="5174428" cy="2636748"/>
                     </a:xfrm>
                     <a:prstGeom prst="rect">
                       <a:avLst/>
@@ -49,14 +49,11 @@
     <w:p/>
     <w:p>
       <w:r>
-        <w:rPr>
-          <w:noProof/>
-        </w:rPr>
         <w:drawing>
-          <wp:inline distT="0" distB="0" distL="0" distR="0" wp14:anchorId="4CBDCC36" wp14:editId="623360F1">
-            <wp:extent cx="8863330" cy="887095"/>
-            <wp:effectExtent l="0" t="0" r="0" b="8255"/>
-            <wp:docPr id="13" name="Picture 13"/>
+          <wp:inline distT="0" distB="0" distL="0" distR="0" wp14:anchorId="422A6D12" wp14:editId="12B9D04E">
+            <wp:extent cx="8863330" cy="730250"/>
+            <wp:effectExtent l="0" t="0" r="0" b="0"/>
+            <wp:docPr id="1275781164" name="Picture 1"/>
             <wp:cNvGraphicFramePr>
               <a:graphicFrameLocks xmlns:a="http://schemas.openxmlformats.org/drawingml/2006/main" noChangeAspect="1"/>
             </wp:cNvGraphicFramePr>
@@ -64,7 +61,7 @@
               <a:graphicData uri="http://schemas.openxmlformats.org/drawingml/2006/picture">
                 <pic:pic xmlns:pic="http://schemas.openxmlformats.org/drawingml/2006/picture">
                   <pic:nvPicPr>
-                    <pic:cNvPr id="1" name=""/>
+                    <pic:cNvPr id="1275781164" name=""/>
                     <pic:cNvPicPr/>
                   </pic:nvPicPr>
                   <pic:blipFill>
@@ -76,7 +73,7 @@
                   <pic:spPr>
                     <a:xfrm>
                       <a:off x="0" y="0"/>
-                      <a:ext cx="8863330" cy="887095"/>
+                      <a:ext cx="8863330" cy="730250"/>
                     </a:xfrm>
                     <a:prstGeom prst="rect">
                       <a:avLst/>
@@ -280,7 +277,7 @@
           </w:tcPr>
           <w:p>
             <w:r>
-              <w:t>90.88</w:t>
+              <w:t>87.30</w:t>
             </w:r>
           </w:p>
         </w:tc>
@@ -290,7 +287,7 @@
           </w:tcPr>
           <w:p>
             <w:r>
-              <w:t>0.9375</w:t>
+              <w:t>94.29</w:t>
             </w:r>
           </w:p>
         </w:tc>
@@ -300,7 +297,7 @@
           </w:tcPr>
           <w:p>
             <w:r>
-              <w:t>95.38</w:t>
+              <w:t>92.31</w:t>
             </w:r>
           </w:p>
         </w:tc>
@@ -310,7 +307,7 @@
           </w:tcPr>
           <w:p>
             <w:r>
-              <w:t>0.9512</w:t>
+              <w:t>0.9565</w:t>
             </w:r>
           </w:p>
         </w:tc>
@@ -320,7 +317,10 @@
           </w:tcPr>
           <w:p>
             <w:r>
-              <w:t>0.9535</w:t>
+              <w:t>0.</w:t>
+            </w:r>
+            <w:r>
+              <w:t>9365</w:t>
             </w:r>
           </w:p>
         </w:tc>
@@ -330,7 +330,10 @@
           </w:tcPr>
           <w:p>
             <w:r>
-              <w:t>0.9647</w:t>
+              <w:t>0.</w:t>
+            </w:r>
+            <w:r>
+              <w:t>9450</w:t>
             </w:r>
           </w:p>
         </w:tc>
@@ -340,7 +343,10 @@
           </w:tcPr>
           <w:p>
             <w:r>
-              <w:t>0.9640</w:t>
+              <w:t>0.</w:t>
+            </w:r>
+            <w:r>
+              <w:t>8864</w:t>
             </w:r>
           </w:p>
         </w:tc>
@@ -530,7 +536,35 @@
                 <w:b/>
                 <w:bCs/>
               </w:rPr>
-              <w:t>98.44</w:t>
+              <w:t>9</w:t>
+            </w:r>
+            <w:r>
+              <w:rPr>
+                <w:b/>
+                <w:bCs/>
+              </w:rPr>
+              <w:t>7</w:t>
+            </w:r>
+            <w:r>
+              <w:rPr>
+                <w:b/>
+                <w:bCs/>
+              </w:rPr>
+              <w:t>.</w:t>
+            </w:r>
+            <w:r>
+              <w:rPr>
+                <w:b/>
+                <w:bCs/>
+              </w:rPr>
+              <w:t>1</w:t>
+            </w:r>
+            <w:r>
+              <w:rPr>
+                <w:b/>
+                <w:bCs/>
+              </w:rPr>
+              <w:t>4</w:t>
             </w:r>
           </w:p>
         </w:tc>
@@ -570,7 +604,14 @@
                 <w:b/>
                 <w:bCs/>
               </w:rPr>
-              <w:t>0.9882</w:t>
+              <w:t>0.9</w:t>
+            </w:r>
+            <w:r>
+              <w:rPr>
+                <w:b/>
+                <w:bCs/>
+              </w:rPr>
+              <w:t>778</w:t>
             </w:r>
           </w:p>
         </w:tc>
@@ -590,7 +631,7 @@
                 <w:b/>
                 <w:bCs/>
               </w:rPr>
-              <w:t>0.9884</w:t>
+              <w:t>0.9782</w:t>
             </w:r>
           </w:p>
         </w:tc>
@@ -680,7 +721,7 @@
           </w:tcPr>
           <w:p>
             <w:r>
-              <w:t>95.31</w:t>
+              <w:t>97.14</w:t>
             </w:r>
           </w:p>
         </w:tc>
@@ -690,7 +731,7 @@
           </w:tcPr>
           <w:p>
             <w:r>
-              <w:t>96.92</w:t>
+              <w:t>98.46</w:t>
             </w:r>
           </w:p>
         </w:tc>
@@ -700,7 +741,7 @@
           </w:tcPr>
           <w:p>
             <w:r>
-              <w:t>0.9647</w:t>
+              <w:t>0.9778</w:t>
             </w:r>
           </w:p>
         </w:tc>
@@ -710,7 +751,10 @@
           </w:tcPr>
           <w:p>
             <w:r>
-              <w:t>0.9529</w:t>
+              <w:t>0.</w:t>
+            </w:r>
+            <w:r>
+              <w:t>9782</w:t>
             </w:r>
           </w:p>
         </w:tc>
@@ -720,7 +764,10 @@
           </w:tcPr>
           <w:p>
             <w:r>
-              <w:t>0.9773</w:t>
+              <w:t>0.</w:t>
+            </w:r>
+            <w:r>
+              <w:t>9882</w:t>
             </w:r>
           </w:p>
         </w:tc>
@@ -730,7 +777,10 @@
           </w:tcPr>
           <w:p>
             <w:r>
-              <w:t>0.9545</w:t>
+              <w:t>0.</w:t>
+            </w:r>
+            <w:r>
+              <w:t>9883</w:t>
             </w:r>
           </w:p>
         </w:tc>
@@ -768,27 +818,57 @@
           </w:tcPr>
           <w:p>
             <w:r>
+              <w:t>97.50</w:t>
+            </w:r>
+          </w:p>
+        </w:tc>
+        <w:tc>
+          <w:tcPr>
+            <w:tcW w:w="1488" w:type="dxa"/>
+          </w:tcPr>
+          <w:p>
+            <w:r>
               <w:t>100</w:t>
             </w:r>
           </w:p>
         </w:tc>
         <w:tc>
           <w:tcPr>
+            <w:tcW w:w="1487" w:type="dxa"/>
+          </w:tcPr>
+          <w:p>
+            <w:r>
+              <w:t>93.85</w:t>
+            </w:r>
+          </w:p>
+        </w:tc>
+        <w:tc>
+          <w:tcPr>
             <w:tcW w:w="1488" w:type="dxa"/>
           </w:tcPr>
           <w:p>
             <w:r>
-              <w:t>96.88</w:t>
-            </w:r>
-          </w:p>
-        </w:tc>
-        <w:tc>
-          <w:tcPr>
-            <w:tcW w:w="1487" w:type="dxa"/>
-          </w:tcPr>
-          <w:p>
-            <w:r>
-              <w:t>100</w:t>
+              <w:t>1</w:t>
+            </w:r>
+          </w:p>
+        </w:tc>
+        <w:tc>
+          <w:tcPr>
+            <w:tcW w:w="1337" w:type="dxa"/>
+          </w:tcPr>
+          <w:p>
+            <w:r>
+              <w:t>1</w:t>
+            </w:r>
+          </w:p>
+        </w:tc>
+        <w:tc>
+          <w:tcPr>
+            <w:tcW w:w="1338" w:type="dxa"/>
+          </w:tcPr>
+          <w:p>
+            <w:r>
+              <w:t>0.9555</w:t>
             </w:r>
           </w:p>
         </w:tc>
@@ -798,58 +878,37 @@
           </w:tcPr>
           <w:p>
             <w:r>
-              <w:t>0.9</w:t>
-            </w:r>
-            <w:r>
-              <w:t>762</w:t>
-            </w:r>
-          </w:p>
-        </w:tc>
-        <w:tc>
-          <w:tcPr>
-            <w:tcW w:w="1337" w:type="dxa"/>
-          </w:tcPr>
-          <w:p>
-            <w:r>
-              <w:t>0.9767</w:t>
-            </w:r>
-          </w:p>
-        </w:tc>
-        <w:tc>
-          <w:tcPr>
-            <w:tcW w:w="1338" w:type="dxa"/>
-          </w:tcPr>
-          <w:p>
-            <w:r>
-              <w:t>1</w:t>
-            </w:r>
-          </w:p>
-        </w:tc>
-        <w:tc>
-          <w:tcPr>
-            <w:tcW w:w="1488" w:type="dxa"/>
-          </w:tcPr>
-          <w:p>
-            <w:r>
-              <w:t>1</w:t>
+              <w:t>0.9091</w:t>
             </w:r>
           </w:p>
         </w:tc>
       </w:tr>
     </w:tbl>
     <w:p/>
-    <w:p/>
     <w:p>
       <w:r>
-        <w:rPr>
-          <w:noProof/>
-        </w:rPr>
         <w:lastRenderedPageBreak/>
         <w:drawing>
-          <wp:inline distT="0" distB="0" distL="0" distR="0" wp14:anchorId="6BDAD893" wp14:editId="3FDDB720">
-            <wp:extent cx="4178105" cy="3352800"/>
-            <wp:effectExtent l="0" t="0" r="0" b="0"/>
-            <wp:docPr id="1" name="Picture 1"/>
+          <wp:anchor distT="0" distB="0" distL="114300" distR="114300" simplePos="0" relativeHeight="251660288" behindDoc="1" locked="0" layoutInCell="1" allowOverlap="1" wp14:anchorId="348116F2" wp14:editId="1F798798">
+            <wp:simplePos x="0" y="0"/>
+            <wp:positionH relativeFrom="margin">
+              <wp:align>center</wp:align>
+            </wp:positionH>
+            <wp:positionV relativeFrom="paragraph">
+              <wp:posOffset>708660</wp:posOffset>
+            </wp:positionV>
+            <wp:extent cx="5387807" cy="4305673"/>
+            <wp:effectExtent l="0" t="0" r="3810" b="0"/>
+            <wp:wrapTight wrapText="bothSides">
+              <wp:wrapPolygon edited="0">
+                <wp:start x="0" y="0"/>
+                <wp:lineTo x="0" y="21504"/>
+                <wp:lineTo x="21539" y="21504"/>
+                <wp:lineTo x="21539" y="0"/>
+                <wp:lineTo x="0" y="0"/>
+              </wp:wrapPolygon>
+            </wp:wrapTight>
+            <wp:docPr id="1195797066" name="Picture 1"/>
             <wp:cNvGraphicFramePr>
               <a:graphicFrameLocks xmlns:a="http://schemas.openxmlformats.org/drawingml/2006/main" noChangeAspect="1"/>
             </wp:cNvGraphicFramePr>
@@ -857,11 +916,17 @@
               <a:graphicData uri="http://schemas.openxmlformats.org/drawingml/2006/picture">
                 <pic:pic xmlns:pic="http://schemas.openxmlformats.org/drawingml/2006/picture">
                   <pic:nvPicPr>
-                    <pic:cNvPr id="1" name=""/>
+                    <pic:cNvPr id="1195797066" name=""/>
                     <pic:cNvPicPr/>
                   </pic:nvPicPr>
                   <pic:blipFill>
-                    <a:blip r:embed="rId10"/>
+                    <a:blip r:embed="rId10">
+                      <a:extLst>
+                        <a:ext uri="{28A0092B-C50C-407E-A947-70E740481C1C}">
+                          <a14:useLocalDpi xmlns:a14="http://schemas.microsoft.com/office/drawing/2010/main" val="0"/>
+                        </a:ext>
+                      </a:extLst>
+                    </a:blip>
                     <a:stretch>
                       <a:fillRect/>
                     </a:stretch>
@@ -869,7 +934,7 @@
                   <pic:spPr>
                     <a:xfrm>
                       <a:off x="0" y="0"/>
-                      <a:ext cx="4182704" cy="3356491"/>
+                      <a:ext cx="5387807" cy="4305673"/>
                     </a:xfrm>
                     <a:prstGeom prst="rect">
                       <a:avLst/>
@@ -878,18 +943,29 @@
                 </pic:pic>
               </a:graphicData>
             </a:graphic>
-          </wp:inline>
+          </wp:anchor>
         </w:drawing>
       </w:r>
+    </w:p>
+    <w:p/>
+    <w:p/>
+    <w:p/>
+    <w:p>
+      <w:pPr>
+        <w:rPr>
+          <w:noProof/>
+        </w:rPr>
+      </w:pPr>
       <w:r>
         <w:rPr>
           <w:noProof/>
         </w:rPr>
+        <w:lastRenderedPageBreak/>
         <w:drawing>
-          <wp:inline distT="0" distB="0" distL="0" distR="0" wp14:anchorId="02300916" wp14:editId="0164B798">
-            <wp:extent cx="4205947" cy="3375143"/>
-            <wp:effectExtent l="0" t="0" r="4445" b="0"/>
-            <wp:docPr id="10" name="Picture 10"/>
+          <wp:inline distT="0" distB="0" distL="0" distR="0" wp14:anchorId="1D6A6640" wp14:editId="77146E39">
+            <wp:extent cx="8863330" cy="3652520"/>
+            <wp:effectExtent l="0" t="0" r="0" b="5080"/>
+            <wp:docPr id="2" name="Picture 2"/>
             <wp:cNvGraphicFramePr>
               <a:graphicFrameLocks xmlns:a="http://schemas.openxmlformats.org/drawingml/2006/main" noChangeAspect="1"/>
             </wp:cNvGraphicFramePr>
@@ -909,7 +985,7 @@
                   <pic:spPr>
                     <a:xfrm>
                       <a:off x="0" y="0"/>
-                      <a:ext cx="4229457" cy="3394009"/>
+                      <a:ext cx="8863330" cy="3652520"/>
                     </a:xfrm>
                     <a:prstGeom prst="rect">
                       <a:avLst/>
@@ -921,46 +997,29 @@
           </wp:inline>
         </w:drawing>
       </w:r>
-      <w:r>
+    </w:p>
+    <w:p/>
+    <w:p/>
+    <w:p>
+      <w:pPr>
         <w:rPr>
           <w:noProof/>
         </w:rPr>
-        <w:lastRenderedPageBreak/>
-        <w:drawing>
-          <wp:inline distT="0" distB="0" distL="0" distR="0" wp14:anchorId="1D6A6640" wp14:editId="25F33FA4">
-            <wp:extent cx="8863330" cy="3652520"/>
-            <wp:effectExtent l="0" t="0" r="0" b="5080"/>
-            <wp:docPr id="2" name="Picture 2"/>
-            <wp:cNvGraphicFramePr>
-              <a:graphicFrameLocks xmlns:a="http://schemas.openxmlformats.org/drawingml/2006/main" noChangeAspect="1"/>
-            </wp:cNvGraphicFramePr>
-            <a:graphic xmlns:a="http://schemas.openxmlformats.org/drawingml/2006/main">
-              <a:graphicData uri="http://schemas.openxmlformats.org/drawingml/2006/picture">
-                <pic:pic xmlns:pic="http://schemas.openxmlformats.org/drawingml/2006/picture">
-                  <pic:nvPicPr>
-                    <pic:cNvPr id="1" name=""/>
-                    <pic:cNvPicPr/>
-                  </pic:nvPicPr>
-                  <pic:blipFill>
-                    <a:blip r:embed="rId12"/>
-                    <a:stretch>
-                      <a:fillRect/>
-                    </a:stretch>
-                  </pic:blipFill>
-                  <pic:spPr>
-                    <a:xfrm>
-                      <a:off x="0" y="0"/>
-                      <a:ext cx="8863330" cy="3652520"/>
-                    </a:xfrm>
-                    <a:prstGeom prst="rect">
-                      <a:avLst/>
-                    </a:prstGeom>
-                  </pic:spPr>
-                </pic:pic>
-              </a:graphicData>
-            </a:graphic>
-          </wp:inline>
-        </w:drawing>
+      </w:pPr>
+    </w:p>
+    <w:p>
+      <w:pPr>
+        <w:tabs>
+          <w:tab w:val="left" w:pos="3612"/>
+        </w:tabs>
+        <w:jc w:val="center"/>
+      </w:pPr>
+      <w:r>
+        <w:rPr>
+          <w:sz w:val="48"/>
+          <w:szCs w:val="48"/>
+        </w:rPr>
+        <w:t>NADAM</w:t>
       </w:r>
     </w:p>
     <w:p>
@@ -985,7 +1044,7 @@
                     <pic:cNvPicPr/>
                   </pic:nvPicPr>
                   <pic:blipFill>
-                    <a:blip r:embed="rId13"/>
+                    <a:blip r:embed="rId12"/>
                     <a:stretch>
                       <a:fillRect/>
                     </a:stretch>
@@ -1025,7 +1084,7 @@
                     <pic:cNvPicPr/>
                   </pic:nvPicPr>
                   <pic:blipFill>
-                    <a:blip r:embed="rId14"/>
+                    <a:blip r:embed="rId13"/>
                     <a:stretch>
                       <a:fillRect/>
                     </a:stretch>
@@ -1083,7 +1142,7 @@
                     <pic:cNvPicPr/>
                   </pic:nvPicPr>
                   <pic:blipFill>
-                    <a:blip r:embed="rId15">
+                    <a:blip r:embed="rId14">
                       <a:extLst>
                         <a:ext uri="{28A0092B-C50C-407E-A947-70E740481C1C}">
                           <a14:useLocalDpi xmlns:a14="http://schemas.microsoft.com/office/drawing/2010/main" val="0"/>
@@ -1151,7 +1210,7 @@
                     <pic:cNvPicPr/>
                   </pic:nvPicPr>
                   <pic:blipFill>
-                    <a:blip r:embed="rId16">
+                    <a:blip r:embed="rId15">
                       <a:extLst>
                         <a:ext uri="{28A0092B-C50C-407E-A947-70E740481C1C}">
                           <a14:useLocalDpi xmlns:a14="http://schemas.microsoft.com/office/drawing/2010/main" val="0"/>
@@ -1205,6 +1264,28 @@
         </w:rPr>
         <w:t>Test</w:t>
       </w:r>
+    </w:p>
+    <w:p/>
+    <w:p/>
+    <w:p>
+      <w:pPr>
+        <w:tabs>
+          <w:tab w:val="left" w:pos="3612"/>
+        </w:tabs>
+        <w:jc w:val="center"/>
+      </w:pPr>
+      <w:r>
+        <w:rPr>
+          <w:sz w:val="48"/>
+          <w:szCs w:val="48"/>
+        </w:rPr>
+        <w:t>NADAM</w:t>
+      </w:r>
+    </w:p>
+    <w:p>
+      <w:pPr>
+        <w:jc w:val="center"/>
+      </w:pPr>
     </w:p>
     <w:sectPr>
       <w:pgSz w:w="16838" w:h="11906" w:orient="landscape"/>
@@ -1763,6 +1844,7 @@
   <w:style w:type="paragraph" w:default="1" w:styleId="Normal">
     <w:name w:val="Normal"/>
     <w:qFormat/>
+    <w:rsid w:val="00C42239"/>
   </w:style>
   <w:style w:type="paragraph" w:styleId="Heading1">
     <w:name w:val="heading 1"/>
